--- a/companies/northgate-staffing/Engagements/Howard, Carlson and Tran/Meeting Minutes 2019-06-24 - Howard, Carlson and Tran.docx
+++ b/companies/northgate-staffing/Engagements/Howard, Carlson and Tran/Meeting Minutes 2019-06-24 - Howard, Carlson and Tran.docx
@@ -7,7 +7,12 @@
         <w:pStyle w:val="Heading1"/>
       </w:pPr>
       <w:r>
-        <w:t>Working Session: Slate Calibration</w:t>
+        <w:t>Meeting Minutes: General Counsel Search for Howard, Carlson and Tran</w:t>
+      </w:r>
+    </w:p>
+    <w:p>
+      <w:r>
+        <w:t>These minutes record our working session on the General Counsel search for Howard, Carlson and Tran, held to take stock of the field and to agree how the next stretch should run. The short version is that the search is where it should be: the specification is settled, the market map is largely built, and we are beginning to test our first real prospects. What follows is the detail behind that.</w:t>
       </w:r>
     </w:p>
     <w:p>
@@ -15,7 +20,7 @@
         <w:pStyle w:val="Heading2"/>
       </w:pPr>
       <w:r>
-        <w:t>Attendees</w:t>
+        <w:t>Present</w:t>
       </w:r>
     </w:p>
     <w:p>
@@ -23,7 +28,7 @@
         <w:pStyle w:val="ListBullet"/>
       </w:pPr>
       <w:r>
-        <w:t>Sandra Fuentes, Principal, Northgate Talent Partners (chair)</w:t>
+        <w:t>Sandra Fuentes, Principal</w:t>
       </w:r>
     </w:p>
     <w:p>
@@ -31,7 +36,7 @@
         <w:pStyle w:val="ListBullet"/>
       </w:pPr>
       <w:r>
-        <w:t>James Grant, Principal, Northgate Talent Partners</w:t>
+        <w:t>James Grant, Principal</w:t>
       </w:r>
     </w:p>
     <w:p>
@@ -39,7 +44,7 @@
         <w:pStyle w:val="ListBullet"/>
       </w:pPr>
       <w:r>
-        <w:t>Nicole Donovan, Research Associate, Northgate Talent Partners</w:t>
+        <w:t>Nicole Donovan, Research Associate</w:t>
       </w:r>
     </w:p>
     <w:p>
@@ -55,32 +60,17 @@
         <w:pStyle w:val="Heading2"/>
       </w:pPr>
       <w:r>
-        <w:t>Discussion</w:t>
+        <w:t>Where the search stands</w:t>
       </w:r>
     </w:p>
     <w:p>
       <w:r>
-        <w:t>The purpose of the session was to calibrate the developing longlist against the approved position specification for Howard, Carlson and Tran, and to do so before the slate takes its final shape rather than after. I opened by restating the standard we hold ourselves to: candidates are discussed by their current seat and their market, not by name, and that discipline applies in this room as much as in our written work. Amy Alvarez agreed to carry the same practice into any conversation on her side of the table.</w:t>
+        <w:t>We began with a recap of the field. James Grant walked the group through the map he has built at the senior end of the market, and we agreed it now covers the sectors where a General Counsel of this profile is genuinely to be found. Nicole Donovan has drawn early research on the seats we most want to reach, each described by current role rather than by name, which is how we will keep the whole field until both sides are ready to meet.</w:t>
       </w:r>
     </w:p>
     <w:p>
       <w:r>
-        <w:t>Nicole Donovan presented the market map and the eleven profiles currently carried against it. She distinguished carefully between the candidates who have the contracting depth the specification calls for and those who have the regulatory exposure, and she was direct that only three have both at the scope we need. She also reported, without dressing it up, that two of the eleven have given her the kind of interest that is courtesy rather than intent, and recommended we carry them no further. The team accepted that recommendation. I want the record to show that the recommendation was hers and that it was made on the basis of the conversations rather than on paper.</w:t>
-      </w:r>
-    </w:p>
-    <w:p>
-      <w:r>
-        <w:t>James Grant raised the question the specification does not answer, which is whether this client is hiring for the contracting load it has today or for the one it expects to have in two years. His view, from the conversations he has had directly, is that the answer is the second one, and that the profiles we are weighting most heavily are calibrated to the first. Amy Alvarez confirmed the second is correct and said the growth plan makes it so. This is a material clarification and it moves two profiles up and one down.</w:t>
-      </w:r>
-    </w:p>
-    <w:p>
-      <w:r>
-        <w:t>We then discussed the candidate who is a step up in scope from a deputy seat at a considerably larger company. Amy Alvarez asked, reasonably, whether the step is too large. My position is that the step is the point: a candidate already doing this job at this scale elsewhere has no reason to move, and the ones who do move are the ones for whom this is a promotion. The risk is not capability. The risk is that a candidate coming from a larger legal function underestimates how much of this role is doing the work rather than directing it, and that is something we will test in assessment rather than assume away.</w:t>
-      </w:r>
-    </w:p>
-    <w:p>
-      <w:r>
-        <w:t>Finally, we agreed the compensation range in the specification is holding so far, with one caveat: the three candidates who have both halves of the profile are all being called by others, and if we lose one it will not be on money. It will be on speed. Amy Alvarez said she would compress her internal interview scheduling accordingly, which we appreciate more than she probably realizes.</w:t>
+        <w:t>Two prospects are worth a closer look already, and we discussed each by their current seat: the deputy general counsel of a listed manufacturer, and the general counsel of a regional health system. Neither has been approached in a way that commits them, and we were careful to note that the field is still being built rather than narrowed. Amy Alvarez asked good questions about how we would test for the partner-to-leadership qualities the client cares most about, and we agreed those questions belong in the assessment rather than the first approach.</w:t>
       </w:r>
     </w:p>
     <w:p>
@@ -88,7 +78,20 @@
         <w:pStyle w:val="Heading2"/>
       </w:pPr>
       <w:r>
-        <w:t>Action Items</w:t>
+        <w:t>What the client needs from us</w:t>
+      </w:r>
+    </w:p>
+    <w:p>
+      <w:r>
+        <w:t>Amy Alvarez set the context plainly before making her one request. The board would like to see how a candidate has behaved when the business was under real pressure, not only how they present in a room. She asked, therefore, that our profiles carry a short, concrete account of judgment under strain for each person we bring forward. We agreed that Nicole Donovan will fold that into the profile format, and that James Grant will weigh it directly in his read of the finalists.</w:t>
+      </w:r>
+    </w:p>
+    <w:p>
+      <w:pPr>
+        <w:pStyle w:val="Heading2"/>
+      </w:pPr>
+      <w:r>
+        <w:t>What we agreed to do next</w:t>
       </w:r>
     </w:p>
     <w:tbl>
@@ -112,19 +115,6 @@
               <w:rPr>
                 <w:b/>
               </w:rPr>
-              <w:t>Item</w:t>
-            </w:r>
-          </w:p>
-        </w:tc>
-        <w:tc>
-          <w:tcPr>
-            <w:tcW w:type="dxa" w:w="2880"/>
-          </w:tcPr>
-          <w:p>
-            <w:r>
-              <w:rPr>
-                <w:b/>
-              </w:rPr>
               <w:t>Owner</w:t>
             </w:r>
           </w:p>
@@ -138,7 +128,20 @@
               <w:rPr>
                 <w:b/>
               </w:rPr>
-              <w:t>Due</w:t>
+              <w:t>Action</w:t>
+            </w:r>
+          </w:p>
+        </w:tc>
+        <w:tc>
+          <w:tcPr>
+            <w:tcW w:type="dxa" w:w="2880"/>
+          </w:tcPr>
+          <w:p>
+            <w:r>
+              <w:rPr>
+                <w:b/>
+              </w:rPr>
+              <w:t>Timing</w:t>
             </w:r>
           </w:p>
         </w:tc>
@@ -150,10 +153,32 @@
           </w:tcPr>
           <w:p>
             <w:r>
-              <w:t>Reweight the longlist against the forward contracting load rather than the current one; drop the two courtesy-interest profiles.</w:t>
+              <w:t>James Grant</w:t>
             </w:r>
           </w:p>
         </w:tc>
+        <w:tc>
+          <w:tcPr>
+            <w:tcW w:type="dxa" w:w="2880"/>
+          </w:tcPr>
+          <w:p>
+            <w:r>
+              <w:t>Close the remaining gaps in the market map and open first, uncommitting approaches to the strongest seats</w:t>
+            </w:r>
+          </w:p>
+        </w:tc>
+        <w:tc>
+          <w:tcPr>
+            <w:tcW w:type="dxa" w:w="2880"/>
+          </w:tcPr>
+          <w:p>
+            <w:r>
+              <w:t>Over the next two weeks</w:t>
+            </w:r>
+          </w:p>
+        </w:tc>
+      </w:tr>
+      <w:tr>
         <w:tc>
           <w:tcPr>
             <w:tcW w:type="dxa" w:w="2880"/>
@@ -170,22 +195,22 @@
           </w:tcPr>
           <w:p>
             <w:r>
-              <w:t>Within one week</w:t>
+              <w:t>Add a short account of judgment under pressure to the candidate profile format and update the drawn profiles to match</w:t>
             </w:r>
           </w:p>
         </w:tc>
-      </w:tr>
-      <w:tr>
         <w:tc>
           <w:tcPr>
             <w:tcW w:type="dxa" w:w="2880"/>
           </w:tcPr>
           <w:p>
             <w:r>
-              <w:t>Circulate a revised specification addendum capturing the growth-plan clarification; obtain written confirmation from the client.</w:t>
+              <w:t>This week</w:t>
             </w:r>
           </w:p>
         </w:tc>
+      </w:tr>
+      <w:tr>
         <w:tc>
           <w:tcPr>
             <w:tcW w:type="dxa" w:w="2880"/>
@@ -202,19 +227,7 @@
           </w:tcPr>
           <w:p>
             <w:r>
-              <w:t>Within one week</w:t>
-            </w:r>
-          </w:p>
-        </w:tc>
-      </w:tr>
-      <w:tr>
-        <w:tc>
-          <w:tcPr>
-            <w:tcW w:type="dxa" w:w="2880"/>
-          </w:tcPr>
-          <w:p>
-            <w:r>
-              <w:t>Direct conversations with the three dual-profile candidates to establish real timing and real interest.</w:t>
+              <w:t>Confirm the assessment questions with the client and hold the relationship steady on both sides</w:t>
             </w:r>
           </w:p>
         </w:tc>
@@ -224,32 +237,12 @@
           </w:tcPr>
           <w:p>
             <w:r>
-              <w:t>James Grant</w:t>
-            </w:r>
-          </w:p>
-        </w:tc>
-        <w:tc>
-          <w:tcPr>
-            <w:tcW w:type="dxa" w:w="2880"/>
-          </w:tcPr>
-          <w:p>
-            <w:r>
-              <w:t>Ongoing, first read within ten days</w:t>
+              <w:t>Before the next session</w:t>
             </w:r>
           </w:p>
         </w:tc>
       </w:tr>
       <w:tr>
-        <w:tc>
-          <w:tcPr>
-            <w:tcW w:type="dxa" w:w="2880"/>
-          </w:tcPr>
-          <w:p>
-            <w:r>
-              <w:t>Confirm the internal interview panel and compress the scheduling window on the client side.</w:t>
-            </w:r>
-          </w:p>
-        </w:tc>
         <w:tc>
           <w:tcPr>
             <w:tcW w:type="dxa" w:w="2880"/>
@@ -266,19 +259,7 @@
           </w:tcPr>
           <w:p>
             <w:r>
-              <w:t>Before slate delivery</w:t>
-            </w:r>
-          </w:p>
-        </w:tc>
-      </w:tr>
-      <w:tr>
-        <w:tc>
-          <w:tcPr>
-            <w:tcW w:type="dxa" w:w="2880"/>
-          </w:tcPr>
-          <w:p>
-            <w:r>
-              <w:t>Draft the assessment structure, including the scope-of-work test discussed above.</w:t>
+              <w:t>Share any internal names the board would want included or avoided, and confirm the review cadence with her leadership</w:t>
             </w:r>
           </w:p>
         </w:tc>
@@ -288,49 +269,7 @@
           </w:tcPr>
           <w:p>
             <w:r>
-              <w:t>Sandra Fuentes</w:t>
-            </w:r>
-          </w:p>
-        </w:tc>
-        <w:tc>
-          <w:tcPr>
-            <w:tcW w:type="dxa" w:w="2880"/>
-          </w:tcPr>
-          <w:p>
-            <w:r>
-              <w:t>Before first assessment interview</w:t>
-            </w:r>
-          </w:p>
-        </w:tc>
-      </w:tr>
-      <w:tr>
-        <w:tc>
-          <w:tcPr>
-            <w:tcW w:type="dxa" w:w="2880"/>
-          </w:tcPr>
-          <w:p>
-            <w:r>
-              <w:t>Half hour with outside counsel, still outstanding from the last request.</w:t>
-            </w:r>
-          </w:p>
-        </w:tc>
-        <w:tc>
-          <w:tcPr>
-            <w:tcW w:type="dxa" w:w="2880"/>
-          </w:tcPr>
-          <w:p>
-            <w:r>
-              <w:t>Amy Alvarez</w:t>
-            </w:r>
-          </w:p>
-        </w:tc>
-        <w:tc>
-          <w:tcPr>
-            <w:tcW w:type="dxa" w:w="2880"/>
-          </w:tcPr>
-          <w:p>
-            <w:r>
-              <w:t>As soon as practicable</w:t>
+              <w:t>Ahead of the next call</w:t>
             </w:r>
           </w:p>
         </w:tc>
@@ -338,7 +277,7 @@
     </w:tbl>
     <w:p>
       <w:r>
-        <w:t>The session ran long and was worth every minute of it. Thank you all, and particularly Amy Alvarez for being willing to say plainly that the specification we wrote was calibrated to the wrong year. That is a much easier conversation now than it would have been in September.</w:t>
+        <w:t>Our one priority before we next meet is to move the two leading prospects from names on a map into real conversations, without committing either side too early. Everything after that, including when a slate reaches the committee, follows from how those first approaches land.</w:t>
       </w:r>
     </w:p>
     <w:sectPr>

--- a/companies/northgate-staffing/Engagements/Howard, Carlson and Tran/Meeting Minutes 2019-06-24 - Howard, Carlson and Tran.docx
+++ b/companies/northgate-staffing/Engagements/Howard, Carlson and Tran/Meeting Minutes 2019-06-24 - Howard, Carlson and Tran.docx
@@ -7,12 +7,12 @@
         <w:pStyle w:val="Heading1"/>
       </w:pPr>
       <w:r>
-        <w:t>Meeting Minutes: General Counsel Search for Howard, Carlson and Tran</w:t>
+        <w:t>Working Session: General Counsel Search for Howard, Carlson and Tran</w:t>
       </w:r>
     </w:p>
     <w:p>
       <w:r>
-        <w:t>These minutes record our working session on the General Counsel search for Howard, Carlson and Tran, held to take stock of the field and to agree how the next stretch should run. The short version is that the search is where it should be: the specification is settled, the market map is largely built, and we are beginning to test our first real prospects. What follows is the detail behind that.</w:t>
+        <w:t>The session produced one amendment to the specification and one decision about how finalists will be interviewed, and the remaining hour and a half was the reasoning that got us to both. We met in the client's boardroom on a morning that had been held for us since the specification was signed off, and this record follows the order the conversation actually took, not the order of the agenda I brought into the room.</w:t>
       </w:r>
     </w:p>
     <w:p>
@@ -20,31 +20,7 @@
         <w:pStyle w:val="Heading2"/>
       </w:pPr>
       <w:r>
-        <w:t>Present</w:t>
-      </w:r>
-    </w:p>
-    <w:p>
-      <w:pPr>
-        <w:pStyle w:val="ListBullet"/>
-      </w:pPr>
-      <w:r>
-        <w:t>Sandra Fuentes, Principal</w:t>
-      </w:r>
-    </w:p>
-    <w:p>
-      <w:pPr>
-        <w:pStyle w:val="ListBullet"/>
-      </w:pPr>
-      <w:r>
-        <w:t>James Grant, Principal</w:t>
-      </w:r>
-    </w:p>
-    <w:p>
-      <w:pPr>
-        <w:pStyle w:val="ListBullet"/>
-      </w:pPr>
-      <w:r>
-        <w:t>Nicole Donovan, Research Associate</w:t>
+        <w:t>In the room</w:t>
       </w:r>
     </w:p>
     <w:p>
@@ -57,6 +33,30 @@
     </w:p>
     <w:p>
       <w:pPr>
+        <w:pStyle w:val="ListBullet"/>
+      </w:pPr>
+      <w:r>
+        <w:t>Sandra Fuentes, Principal, Northgate Talent Partners</w:t>
+      </w:r>
+    </w:p>
+    <w:p>
+      <w:pPr>
+        <w:pStyle w:val="ListBullet"/>
+      </w:pPr>
+      <w:r>
+        <w:t>James Grant, Principal, Northgate Talent Partners</w:t>
+      </w:r>
+    </w:p>
+    <w:p>
+      <w:pPr>
+        <w:pStyle w:val="ListBullet"/>
+      </w:pPr>
+      <w:r>
+        <w:t>Nicole Donovan, Research Associate, Northgate Talent Partners</w:t>
+      </w:r>
+    </w:p>
+    <w:p>
+      <w:pPr>
         <w:pStyle w:val="Heading2"/>
       </w:pPr>
       <w:r>
@@ -65,12 +65,12 @@
     </w:p>
     <w:p>
       <w:r>
-        <w:t>We began with a recap of the field. James Grant walked the group through the map he has built at the senior end of the market, and we agreed it now covers the sectors where a General Counsel of this profile is genuinely to be found. Nicole Donovan has drawn early research on the seats we most want to reach, each described by current role rather than by name, which is how we will keep the whole field until both sides are ready to meet.</w:t>
+        <w:t>Seven people are in live conversation with us. That is the number worth reporting, because we have made a good many more calls than seven and the calls are not the work. Research across the primary map closed two weeks ago, so the target list is now a fixed thing we can be held to, and James Grant has made every approach on it himself.</w:t>
       </w:r>
     </w:p>
     <w:p>
       <w:r>
-        <w:t>Two prospects are worth a closer look already, and we discussed each by their current seat: the deputy general counsel of a listed manufacturer, and the general counsel of a regional health system. Neither has been approached in a way that commits them, and we were careful to note that the field is still being built rather than narrowed. Amy Alvarez asked good questions about how we would test for the partner-to-leadership qualities the client cares most about, and we agreed those questions belong in the assessment rather than the first approach.</w:t>
+        <w:t>None of the seven is named in these minutes and none was named in the room. Each was described by the legal function they run today and the size of the business behind it. Amy Alvarez did not ask us for names, and I want the record to show that she did not.</w:t>
       </w:r>
     </w:p>
     <w:p>
@@ -78,12 +78,17 @@
         <w:pStyle w:val="Heading2"/>
       </w:pPr>
       <w:r>
-        <w:t>What the client needs from us</w:t>
+        <w:t>The specification, and what it is costing us</w:t>
       </w:r>
     </w:p>
     <w:p>
       <w:r>
-        <w:t>Amy Alvarez set the context plainly before making her one request. The board would like to see how a candidate has behaved when the business was under real pressure, not only how they present in a room. She asked, therefore, that our profiles carry a short, concrete account of judgment under strain for each person we bring forward. We agreed that Nicole Donovan will fold that into the profile format, and that James Grant will weigh it directly in his read of the finalists.</w:t>
+        <w:t>The brief as written asks for three things at once: a lawyer who already holds the general counsel title, at a business of roughly this size, who is content to be the only lawyer in the building and to build the function up from what is there today. James Grant put it plainly that the people holding that title now run departments of six and eight and will not step back into a function of one, and that the people who will take the step are sitting a level below the title at larger companies. We have the record of the approaches behind that, and not merely an impression.</w:t>
+      </w:r>
+    </w:p>
+    <w:p>
+      <w:r>
+        <w:t>Amy Alvarez pushed back for a good while, and she was right to. Her concern was that a first-time general counsel learns the job on the client's account and at the client's expense, and that her board will read the appointment as a saving and not as a choice. We agreed the amendment on a condition she set in the room: any candidate who has not held the title arrives at the slate with two additional references from people who have watched them run a matter with nobody more senior standing behind them, and with a written view from James Grant on what precisely that candidate has done alone.</w:t>
       </w:r>
     </w:p>
     <w:p>
@@ -91,7 +96,33 @@
         <w:pStyle w:val="Heading2"/>
       </w:pPr>
       <w:r>
-        <w:t>What we agreed to do next</w:t>
+        <w:t>Who meets whom, and in what order</w:t>
+      </w:r>
+    </w:p>
+    <w:p>
+      <w:r>
+        <w:t>Finalists will meet Amy Alvarez first, then the two operating heads she names to us, and nobody else on the client's side until there is an offer to discuss. All of it happens away from the client's premises, and Nicole Donovan builds the schedule around the client's calendar once the slate is settled. The sequence matters for a practical reason: a candidate who has taken a real risk simply by taking our call should meet the person they would work for before they meet anyone assessing them.</w:t>
+      </w:r>
+    </w:p>
+    <w:p>
+      <w:pPr>
+        <w:pStyle w:val="Heading2"/>
+      </w:pPr>
+      <w:r>
+        <w:t>Left open</w:t>
+      </w:r>
+    </w:p>
+    <w:p>
+      <w:r>
+        <w:t>Amy Alvarez remains unpersuaded that a lawyer who has only ever worked inside a large department can hold this seat, and she said so plainly after we had already agreed the amendment, which is an honest position to hold and not a contradiction of it. The point is recorded here unresolved. It comes back when the slate is in front of her and there is something concrete on the table to argue about.</w:t>
+      </w:r>
+    </w:p>
+    <w:p>
+      <w:pPr>
+        <w:pStyle w:val="Heading2"/>
+      </w:pPr>
+      <w:r>
+        <w:t>What each of us took away</w:t>
       </w:r>
     </w:p>
     <w:tbl>
@@ -115,6 +146,19 @@
               <w:rPr>
                 <w:b/>
               </w:rPr>
+              <w:t>Item</w:t>
+            </w:r>
+          </w:p>
+        </w:tc>
+        <w:tc>
+          <w:tcPr>
+            <w:tcW w:type="dxa" w:w="2880"/>
+          </w:tcPr>
+          <w:p>
+            <w:r>
+              <w:rPr>
+                <w:b/>
+              </w:rPr>
               <w:t>Owner</w:t>
             </w:r>
           </w:p>
@@ -128,20 +172,7 @@
               <w:rPr>
                 <w:b/>
               </w:rPr>
-              <w:t>Action</w:t>
-            </w:r>
-          </w:p>
-        </w:tc>
-        <w:tc>
-          <w:tcPr>
-            <w:tcW w:type="dxa" w:w="2880"/>
-          </w:tcPr>
-          <w:p>
-            <w:r>
-              <w:rPr>
-                <w:b/>
-              </w:rPr>
-              <w:t>Timing</w:t>
+              <w:t>By when</w:t>
             </w:r>
           </w:p>
         </w:tc>
@@ -153,7 +184,7 @@
           </w:tcPr>
           <w:p>
             <w:r>
-              <w:t>James Grant</w:t>
+              <w:t>Redraft the specification to today's amendment and send it for approval</w:t>
             </w:r>
           </w:p>
         </w:tc>
@@ -163,39 +194,7 @@
           </w:tcPr>
           <w:p>
             <w:r>
-              <w:t>Close the remaining gaps in the market map and open first, uncommitting approaches to the strongest seats</w:t>
-            </w:r>
-          </w:p>
-        </w:tc>
-        <w:tc>
-          <w:tcPr>
-            <w:tcW w:type="dxa" w:w="2880"/>
-          </w:tcPr>
-          <w:p>
-            <w:r>
-              <w:t>Over the next two weeks</w:t>
-            </w:r>
-          </w:p>
-        </w:tc>
-      </w:tr>
-      <w:tr>
-        <w:tc>
-          <w:tcPr>
-            <w:tcW w:type="dxa" w:w="2880"/>
-          </w:tcPr>
-          <w:p>
-            <w:r>
-              <w:t>Nicole Donovan</w:t>
-            </w:r>
-          </w:p>
-        </w:tc>
-        <w:tc>
-          <w:tcPr>
-            <w:tcW w:type="dxa" w:w="2880"/>
-          </w:tcPr>
-          <w:p>
-            <w:r>
-              <w:t>Add a short account of judgment under pressure to the candidate profile format and update the drawn profiles to match</w:t>
+              <w:t>Sandra Fuentes</w:t>
             </w:r>
           </w:p>
         </w:tc>
@@ -217,7 +216,7 @@
           </w:tcPr>
           <w:p>
             <w:r>
-              <w:t>Sandra Fuentes</w:t>
+              <w:t>Second research pass over deputies and senior counsel at larger departments</w:t>
             </w:r>
           </w:p>
         </w:tc>
@@ -227,7 +226,71 @@
           </w:tcPr>
           <w:p>
             <w:r>
-              <w:t>Confirm the assessment questions with the client and hold the relationship steady on both sides</w:t>
+              <w:t>Nicole Donovan</w:t>
+            </w:r>
+          </w:p>
+        </w:tc>
+        <w:tc>
+          <w:tcPr>
+            <w:tcW w:type="dxa" w:w="2880"/>
+          </w:tcPr>
+          <w:p>
+            <w:r>
+              <w:t>Two weeks</w:t>
+            </w:r>
+          </w:p>
+        </w:tc>
+      </w:tr>
+      <w:tr>
+        <w:tc>
+          <w:tcPr>
+            <w:tcW w:type="dxa" w:w="2880"/>
+          </w:tcPr>
+          <w:p>
+            <w:r>
+              <w:t>Approaches on the widened brief as the pass produces names</w:t>
+            </w:r>
+          </w:p>
+        </w:tc>
+        <w:tc>
+          <w:tcPr>
+            <w:tcW w:type="dxa" w:w="2880"/>
+          </w:tcPr>
+          <w:p>
+            <w:r>
+              <w:t>James Grant</w:t>
+            </w:r>
+          </w:p>
+        </w:tc>
+        <w:tc>
+          <w:tcPr>
+            <w:tcW w:type="dxa" w:w="2880"/>
+          </w:tcPr>
+          <w:p>
+            <w:r>
+              <w:t>Continuous</w:t>
+            </w:r>
+          </w:p>
+        </w:tc>
+      </w:tr>
+      <w:tr>
+        <w:tc>
+          <w:tcPr>
+            <w:tcW w:type="dxa" w:w="2880"/>
+          </w:tcPr>
+          <w:p>
+            <w:r>
+              <w:t>Name the two operating heads who will meet finalists</w:t>
+            </w:r>
+          </w:p>
+        </w:tc>
+        <w:tc>
+          <w:tcPr>
+            <w:tcW w:type="dxa" w:w="2880"/>
+          </w:tcPr>
+          <w:p>
+            <w:r>
+              <w:t>Amy Alvarez</w:t>
             </w:r>
           </w:p>
         </w:tc>
@@ -249,7 +312,7 @@
           </w:tcPr>
           <w:p>
             <w:r>
-              <w:t>Amy Alvarez</w:t>
+              <w:t>Written view on each unproven candidate for the slate papers</w:t>
             </w:r>
           </w:p>
         </w:tc>
@@ -259,7 +322,7 @@
           </w:tcPr>
           <w:p>
             <w:r>
-              <w:t>Share any internal names the board would want included or avoided, and confirm the review cadence with her leadership</w:t>
+              <w:t>James Grant</w:t>
             </w:r>
           </w:p>
         </w:tc>
@@ -269,7 +332,39 @@
           </w:tcPr>
           <w:p>
             <w:r>
-              <w:t>Ahead of the next call</w:t>
+              <w:t>With the slate</w:t>
+            </w:r>
+          </w:p>
+        </w:tc>
+      </w:tr>
+      <w:tr>
+        <w:tc>
+          <w:tcPr>
+            <w:tcW w:type="dxa" w:w="2880"/>
+          </w:tcPr>
+          <w:p>
+            <w:r>
+              <w:t>Hold ninety minutes in the client's diary for the next session</w:t>
+            </w:r>
+          </w:p>
+        </w:tc>
+        <w:tc>
+          <w:tcPr>
+            <w:tcW w:type="dxa" w:w="2880"/>
+          </w:tcPr>
+          <w:p>
+            <w:r>
+              <w:t>Nicole Donovan</w:t>
+            </w:r>
+          </w:p>
+        </w:tc>
+        <w:tc>
+          <w:tcPr>
+            <w:tcW w:type="dxa" w:w="2880"/>
+          </w:tcPr>
+          <w:p>
+            <w:r>
+              <w:t>This week</w:t>
             </w:r>
           </w:p>
         </w:tc>
@@ -277,7 +372,7 @@
     </w:tbl>
     <w:p>
       <w:r>
-        <w:t>Our one priority before we next meet is to move the two leading prospects from names on a map into real conversations, without committing either side too early. Everything after that, including when a slate reaches the committee, follows from how those first approaches land.</w:t>
+        <w:t>Corrections to me by the end of the week, after which this stands as the record. Nicole Donovan will send the amended specification out alongside these minutes so the two arrive together and are read against each other.</w:t>
       </w:r>
     </w:p>
     <w:sectPr>
